--- a/testkit/parity/pdfium/r1_reportlab_report.docx
+++ b/testkit/parity/pdfium/r1_reportlab_report.docx
@@ -22,8 +22,11 @@
     </w:p>
     <w:p>
       <w:pPr>
-        <w:spacing w:before="270" w:after="0" w:lineRule="exact" w:line="290"/>
+        <w:keepNext/>
+        <w:spacing w:before="258" w:after="0" w:lineRule="exact" w:line="302"/>
+        <w:ind w:left="12"/>
         <w:jc w:val="left"/>
+        <w:outlineLvl w:val="1"/>
       </w:pPr>
       <w:r>
         <w:rPr>
@@ -33,8 +36,14 @@
           <w:color w:val="123A5E"/>
           <w:sz w:val="26"/>
         </w:rPr>
-        <w:t xml:space="preserve">1. Background </w:t>
+        <w:t>1. Background</w:t>
       </w:r>
+    </w:p>
+    <w:p>
+      <w:pPr>
+        <w:spacing w:before="130" w:after="0" w:lineRule="exact" w:line="290"/>
+        <w:jc w:val="both"/>
+      </w:pPr>
       <w:r>
         <w:rPr>
           <w:rFonts w:ascii="Times New Roman" w:hAnsi="Times New Roman" w:cs="Times New Roman" w:eastAsia="Times New Roman"/>
@@ -83,8 +92,16 @@
           <w:color w:val="000000"/>
           <w:sz w:val="21"/>
         </w:rPr>
-        <w:t xml:space="preserve">Everything else is tuning. </w:t>
+        <w:t>Everything else is tuning.</w:t>
       </w:r>
+    </w:p>
+    <w:p>
+      <w:pPr>
+        <w:keepNext/>
+        <w:spacing w:before="288" w:after="0" w:lineRule="exact" w:line="302"/>
+        <w:jc w:val="left"/>
+        <w:outlineLvl w:val="1"/>
+      </w:pPr>
       <w:r>
         <w:rPr>
           <w:rFonts w:ascii="Arial" w:hAnsi="Arial" w:cs="Arial" w:eastAsia="Arial"/>
@@ -93,8 +110,14 @@
           <w:color w:val="123A5E"/>
           <w:sz w:val="26"/>
         </w:rPr>
-        <w:t xml:space="preserve">2. Findings </w:t>
+        <w:t>2. Findings</w:t>
       </w:r>
+    </w:p>
+    <w:p>
+      <w:pPr>
+        <w:spacing w:before="130" w:after="0" w:lineRule="exact" w:line="290"/>
+        <w:jc w:val="both"/>
+      </w:pPr>
       <w:r>
         <w:rPr>
           <w:rFonts w:ascii="Times New Roman" w:hAnsi="Times New Roman" w:cs="Times New Roman" w:eastAsia="Times New Roman"/>
@@ -113,7 +136,27 @@
           <w:color w:val="000000"/>
           <w:sz w:val="21"/>
         </w:rPr>
-        <w:t xml:space="preserve">and the reranker has to be trained on the same distribution it will serve. Everything else is tuning. </w:t>
+        <w:t>and the reranker has to be trained on the same distribution it will serve. Everything else is tuning.</w:t>
+      </w:r>
+    </w:p>
+    <w:p>
+      <w:pPr>
+        <w:tabs>
+          <w:tab w:pos="356" w:val="left"/>
+        </w:tabs>
+        <w:spacing w:before="208" w:after="0" w:lineRule="exact" w:line="278"/>
+        <w:ind w:left="356" w:hanging="350"/>
+        <w:jc w:val="left"/>
+      </w:pPr>
+      <w:r>
+        <w:rPr>
+          <w:rFonts w:ascii="Arial" w:hAnsi="Arial" w:cs="Arial" w:eastAsia="Arial"/>
+          <w:b w:val="0"/>
+          <w:i w:val="0"/>
+          <w:color w:val="000000"/>
+          <w:sz w:val="24"/>
+        </w:rPr>
+        <w:t>•</w:t>
       </w:r>
       <w:r>
         <w:rPr>
@@ -123,15 +166,8 @@
           <w:color w:val="000000"/>
           <w:sz w:val="24"/>
         </w:rPr>
-        <w:t xml:space="preserve">• </w:t>
+        <w:tab/>
       </w:r>
-    </w:p>
-    <w:p>
-      <w:pPr>
-        <w:spacing w:before="476" w:after="0" w:lineRule="exact" w:line="244"/>
-        <w:ind w:left="356"/>
-        <w:jc w:val="left"/>
-      </w:pPr>
       <w:r>
         <w:rPr>
           <w:rFonts w:ascii="Times New Roman" w:hAnsi="Times New Roman" w:cs="Times New Roman" w:eastAsia="Times New Roman"/>
@@ -148,7 +184,7 @@
         <w:tabs>
           <w:tab w:pos="358" w:val="left"/>
         </w:tabs>
-        <w:spacing w:before="208" w:after="0" w:lineRule="exact" w:line="278"/>
+        <w:spacing w:before="172" w:after="0" w:lineRule="exact" w:line="278"/>
         <w:ind w:left="358" w:hanging="354"/>
         <w:jc w:val="left"/>
       </w:pPr>
